--- a/AI_Assignment1_Report.docx
+++ b/AI_Assignment1_Report.docx
@@ -5,6 +5,10 @@
     <w:p>
       <w:pPr>
         <w:spacing w:before="2400"/>
+        <w:rPr>
+          <w:rFonts w:eastAsia="PMingLiU"/>
+          <w:lang w:eastAsia="zh-TW"/>
+        </w:rPr>
       </w:pPr>
     </w:p>
     <w:p>
@@ -60,7 +64,29 @@
           <w:sz w:val="30"/>
           <w:szCs w:val="28"/>
         </w:rPr>
-        <w:t>Investigating a Recent Deep Autoencoder: LiteVAE for Image Reconstruction and Denoising on Fashion-MNIST</w:t>
+        <w:t xml:space="preserve">Investigating a Recent Deep Autoencoder: </w:t>
+      </w:r>
+      <w:proofErr w:type="spellStart"/>
+      <w:r>
+        <w:rPr>
+          <w:b/>
+          <w:i/>
+          <w:iCs/>
+          <w:sz w:val="30"/>
+          <w:szCs w:val="28"/>
+        </w:rPr>
+        <w:t>LiteVAE</w:t>
+      </w:r>
+      <w:proofErr w:type="spellEnd"/>
+      <w:r>
+        <w:rPr>
+          <w:b/>
+          <w:i/>
+          <w:iCs/>
+          <w:sz w:val="30"/>
+          <w:szCs w:val="28"/>
+        </w:rPr>
+        <w:t xml:space="preserve"> for Image Reconstruction and Denoising on Fashion-MNIST</w:t>
       </w:r>
     </w:p>
     <w:p>
@@ -99,6 +125,8 @@
       <w:pPr>
         <w:jc w:val="center"/>
       </w:pPr>
+      <w:proofErr w:type="spellStart"/>
+      <w:proofErr w:type="gramStart"/>
       <w:r>
         <w:rPr>
           <w:color w:val="444444"/>
@@ -112,6 +140,8 @@
         </w:rPr>
         <w:t>CHAOWENJIE</w:t>
       </w:r>
+      <w:proofErr w:type="spellEnd"/>
+      <w:proofErr w:type="gramEnd"/>
       <w:r>
         <w:rPr>
           <w:color w:val="444444"/>
@@ -174,7 +204,6 @@
           <w:tab w:val="right" w:leader="dot" w:pos="9350"/>
         </w:tabs>
         <w:rPr>
-          <w:rFonts w:hint="eastAsia"/>
           <w:noProof/>
         </w:rPr>
       </w:pPr>
@@ -244,6 +273,7 @@
         </w:r>
         <w:r>
           <w:rPr>
+            <w:rFonts w:hint="eastAsia"/>
             <w:noProof/>
             <w:webHidden/>
           </w:rPr>
@@ -273,7 +303,6 @@
           <w:tab w:val="right" w:leader="dot" w:pos="9350"/>
         </w:tabs>
         <w:rPr>
-          <w:rFonts w:hint="eastAsia"/>
           <w:noProof/>
         </w:rPr>
       </w:pPr>
@@ -334,6 +363,7 @@
         </w:r>
         <w:r>
           <w:rPr>
+            <w:rFonts w:hint="eastAsia"/>
             <w:noProof/>
             <w:webHidden/>
           </w:rPr>
@@ -364,7 +394,6 @@
         </w:tabs>
         <w:ind w:left="440"/>
         <w:rPr>
-          <w:rFonts w:hint="eastAsia"/>
           <w:noProof/>
         </w:rPr>
       </w:pPr>
@@ -425,6 +454,7 @@
         </w:r>
         <w:r>
           <w:rPr>
+            <w:rFonts w:hint="eastAsia"/>
             <w:noProof/>
             <w:webHidden/>
           </w:rPr>
@@ -455,7 +485,6 @@
         </w:tabs>
         <w:ind w:left="440"/>
         <w:rPr>
-          <w:rFonts w:hint="eastAsia"/>
           <w:noProof/>
         </w:rPr>
       </w:pPr>
@@ -516,6 +545,7 @@
         </w:r>
         <w:r>
           <w:rPr>
+            <w:rFonts w:hint="eastAsia"/>
             <w:noProof/>
             <w:webHidden/>
           </w:rPr>
@@ -546,7 +576,6 @@
         </w:tabs>
         <w:ind w:left="440"/>
         <w:rPr>
-          <w:rFonts w:hint="eastAsia"/>
           <w:noProof/>
         </w:rPr>
       </w:pPr>
@@ -607,6 +636,7 @@
         </w:r>
         <w:r>
           <w:rPr>
+            <w:rFonts w:hint="eastAsia"/>
             <w:noProof/>
             <w:webHidden/>
           </w:rPr>
@@ -637,7 +667,6 @@
         </w:tabs>
         <w:ind w:left="440"/>
         <w:rPr>
-          <w:rFonts w:hint="eastAsia"/>
           <w:noProof/>
         </w:rPr>
       </w:pPr>
@@ -698,6 +727,7 @@
         </w:r>
         <w:r>
           <w:rPr>
+            <w:rFonts w:hint="eastAsia"/>
             <w:noProof/>
             <w:webHidden/>
           </w:rPr>
@@ -727,7 +757,6 @@
           <w:tab w:val="right" w:leader="dot" w:pos="9350"/>
         </w:tabs>
         <w:rPr>
-          <w:rFonts w:hint="eastAsia"/>
           <w:noProof/>
         </w:rPr>
       </w:pPr>
@@ -788,6 +817,7 @@
         </w:r>
         <w:r>
           <w:rPr>
+            <w:rFonts w:hint="eastAsia"/>
             <w:noProof/>
             <w:webHidden/>
           </w:rPr>
@@ -818,7 +848,6 @@
         </w:tabs>
         <w:ind w:left="440"/>
         <w:rPr>
-          <w:rFonts w:hint="eastAsia"/>
           <w:noProof/>
         </w:rPr>
       </w:pPr>
@@ -879,6 +908,7 @@
         </w:r>
         <w:r>
           <w:rPr>
+            <w:rFonts w:hint="eastAsia"/>
             <w:noProof/>
             <w:webHidden/>
           </w:rPr>
@@ -909,7 +939,6 @@
         </w:tabs>
         <w:ind w:left="440"/>
         <w:rPr>
-          <w:rFonts w:hint="eastAsia"/>
           <w:noProof/>
         </w:rPr>
       </w:pPr>
@@ -970,6 +999,7 @@
         </w:r>
         <w:r>
           <w:rPr>
+            <w:rFonts w:hint="eastAsia"/>
             <w:noProof/>
             <w:webHidden/>
           </w:rPr>
@@ -980,7 +1010,7 @@
             <w:noProof/>
             <w:webHidden/>
           </w:rPr>
-          <w:t>8</w:t>
+          <w:t>7</w:t>
         </w:r>
         <w:r>
           <w:rPr>
@@ -1000,7 +1030,6 @@
         </w:tabs>
         <w:ind w:left="440"/>
         <w:rPr>
-          <w:rFonts w:hint="eastAsia"/>
           <w:noProof/>
         </w:rPr>
       </w:pPr>
@@ -1061,6 +1090,7 @@
         </w:r>
         <w:r>
           <w:rPr>
+            <w:rFonts w:hint="eastAsia"/>
             <w:noProof/>
             <w:webHidden/>
           </w:rPr>
@@ -1091,7 +1121,6 @@
         </w:tabs>
         <w:ind w:left="440"/>
         <w:rPr>
-          <w:rFonts w:hint="eastAsia"/>
           <w:noProof/>
         </w:rPr>
       </w:pPr>
@@ -1168,6 +1197,7 @@
         </w:r>
         <w:r>
           <w:rPr>
+            <w:rFonts w:hint="eastAsia"/>
             <w:noProof/>
             <w:webHidden/>
           </w:rPr>
@@ -1197,7 +1227,6 @@
           <w:tab w:val="right" w:leader="dot" w:pos="9350"/>
         </w:tabs>
         <w:rPr>
-          <w:rFonts w:hint="eastAsia"/>
           <w:noProof/>
         </w:rPr>
       </w:pPr>
@@ -1258,6 +1287,7 @@
         </w:r>
         <w:r>
           <w:rPr>
+            <w:rFonts w:hint="eastAsia"/>
             <w:noProof/>
             <w:webHidden/>
           </w:rPr>
@@ -1288,7 +1318,6 @@
         </w:tabs>
         <w:ind w:left="440"/>
         <w:rPr>
-          <w:rFonts w:hint="eastAsia"/>
           <w:noProof/>
         </w:rPr>
       </w:pPr>
@@ -1349,6 +1378,7 @@
         </w:r>
         <w:r>
           <w:rPr>
+            <w:rFonts w:hint="eastAsia"/>
             <w:noProof/>
             <w:webHidden/>
           </w:rPr>
@@ -1379,7 +1409,6 @@
         </w:tabs>
         <w:ind w:left="440"/>
         <w:rPr>
-          <w:rFonts w:hint="eastAsia"/>
           <w:noProof/>
         </w:rPr>
       </w:pPr>
@@ -1440,6 +1469,7 @@
         </w:r>
         <w:r>
           <w:rPr>
+            <w:rFonts w:hint="eastAsia"/>
             <w:noProof/>
             <w:webHidden/>
           </w:rPr>
@@ -1470,7 +1500,6 @@
         </w:tabs>
         <w:ind w:left="440"/>
         <w:rPr>
-          <w:rFonts w:hint="eastAsia"/>
           <w:noProof/>
         </w:rPr>
       </w:pPr>
@@ -1531,6 +1560,7 @@
         </w:r>
         <w:r>
           <w:rPr>
+            <w:rFonts w:hint="eastAsia"/>
             <w:noProof/>
             <w:webHidden/>
           </w:rPr>
@@ -1560,7 +1590,6 @@
           <w:tab w:val="right" w:leader="dot" w:pos="9350"/>
         </w:tabs>
         <w:rPr>
-          <w:rFonts w:hint="eastAsia"/>
           <w:noProof/>
         </w:rPr>
       </w:pPr>
@@ -1621,6 +1650,7 @@
         </w:r>
         <w:r>
           <w:rPr>
+            <w:rFonts w:hint="eastAsia"/>
             <w:noProof/>
             <w:webHidden/>
           </w:rPr>
@@ -1651,7 +1681,6 @@
         </w:tabs>
         <w:ind w:left="440"/>
         <w:rPr>
-          <w:rFonts w:hint="eastAsia"/>
           <w:noProof/>
         </w:rPr>
       </w:pPr>
@@ -1712,6 +1741,7 @@
         </w:r>
         <w:r>
           <w:rPr>
+            <w:rFonts w:hint="eastAsia"/>
             <w:noProof/>
             <w:webHidden/>
           </w:rPr>
@@ -1742,7 +1772,6 @@
         </w:tabs>
         <w:ind w:left="440"/>
         <w:rPr>
-          <w:rFonts w:hint="eastAsia"/>
           <w:noProof/>
         </w:rPr>
       </w:pPr>
@@ -1803,6 +1832,7 @@
         </w:r>
         <w:r>
           <w:rPr>
+            <w:rFonts w:hint="eastAsia"/>
             <w:noProof/>
             <w:webHidden/>
           </w:rPr>
@@ -1813,7 +1843,7 @@
             <w:noProof/>
             <w:webHidden/>
           </w:rPr>
-          <w:t>11</w:t>
+          <w:t>10</w:t>
         </w:r>
         <w:r>
           <w:rPr>
@@ -1833,7 +1863,6 @@
         </w:tabs>
         <w:ind w:left="440"/>
         <w:rPr>
-          <w:rFonts w:hint="eastAsia"/>
           <w:noProof/>
         </w:rPr>
       </w:pPr>
@@ -1894,6 +1923,7 @@
         </w:r>
         <w:r>
           <w:rPr>
+            <w:rFonts w:hint="eastAsia"/>
             <w:noProof/>
             <w:webHidden/>
           </w:rPr>
@@ -1924,7 +1954,6 @@
         </w:tabs>
         <w:ind w:left="440"/>
         <w:rPr>
-          <w:rFonts w:hint="eastAsia"/>
           <w:noProof/>
         </w:rPr>
       </w:pPr>
@@ -1985,6 +2014,7 @@
         </w:r>
         <w:r>
           <w:rPr>
+            <w:rFonts w:hint="eastAsia"/>
             <w:noProof/>
             <w:webHidden/>
           </w:rPr>
@@ -1995,7 +2025,7 @@
             <w:noProof/>
             <w:webHidden/>
           </w:rPr>
-          <w:t>12</w:t>
+          <w:t>11</w:t>
         </w:r>
         <w:r>
           <w:rPr>
@@ -2014,7 +2044,6 @@
           <w:tab w:val="right" w:leader="dot" w:pos="9350"/>
         </w:tabs>
         <w:rPr>
-          <w:rFonts w:hint="eastAsia"/>
           <w:noProof/>
         </w:rPr>
       </w:pPr>
@@ -2075,6 +2104,7 @@
         </w:r>
         <w:r>
           <w:rPr>
+            <w:rFonts w:hint="eastAsia"/>
             <w:noProof/>
             <w:webHidden/>
           </w:rPr>
@@ -2104,7 +2134,6 @@
           <w:tab w:val="right" w:leader="dot" w:pos="9350"/>
         </w:tabs>
         <w:rPr>
-          <w:rFonts w:hint="eastAsia"/>
           <w:noProof/>
         </w:rPr>
       </w:pPr>
@@ -2165,6 +2194,7 @@
         </w:r>
         <w:r>
           <w:rPr>
+            <w:rFonts w:hint="eastAsia"/>
             <w:noProof/>
             <w:webHidden/>
           </w:rPr>
@@ -2194,7 +2224,6 @@
           <w:tab w:val="right" w:leader="dot" w:pos="9350"/>
         </w:tabs>
         <w:rPr>
-          <w:rFonts w:hint="eastAsia"/>
           <w:noProof/>
         </w:rPr>
       </w:pPr>
@@ -2255,6 +2284,7 @@
         </w:r>
         <w:r>
           <w:rPr>
+            <w:rFonts w:hint="eastAsia"/>
             <w:noProof/>
             <w:webHidden/>
           </w:rPr>
@@ -2284,7 +2314,6 @@
           <w:tab w:val="right" w:leader="dot" w:pos="9350"/>
         </w:tabs>
         <w:rPr>
-          <w:rFonts w:hint="eastAsia"/>
           <w:noProof/>
         </w:rPr>
       </w:pPr>
@@ -2345,6 +2374,7 @@
         </w:r>
         <w:r>
           <w:rPr>
+            <w:rFonts w:hint="eastAsia"/>
             <w:noProof/>
             <w:webHidden/>
           </w:rPr>
@@ -2384,21 +2414,16 @@
       <w:bookmarkStart w:id="1" w:name="_Toc240704456"/>
       <w:r>
         <w:lastRenderedPageBreak/>
-        <w:t xml:space="preserve">1. </w:t>
-      </w:r>
-      <w:r>
-        <w:t>How I Asked AI Tools to Find the Algorithm</w:t>
+        <w:t>1. How I Asked AI Tools to Find the Algorithm</w:t>
       </w:r>
       <w:bookmarkEnd w:id="1"/>
     </w:p>
     <w:p>
       <w:r>
-        <w:t>The first step of this assignment was to locate a recent Deep CNN or Deep Autoencoder applied to computer vision and pattern recognition. Following the assignment rules, every stage — algorithm search, coding, debugging and report writing — was delegated to an AI assistant (in the same spirit as Trae), and I did not write any code myself. The search was not a single question but an iterative loop: I set a goal, the assistant returned candidates, I asked it to screen them, and finally I asked it to verify th</w:t>
-      </w:r>
-      <w:r>
-        <w:t>e choice and to warn me about pitfalls before committing. Each answer was checked for consistency, and the next prompt either requested more detail or asked the assistant to resolve a gap left by the previous one.</w:t>
-      </w:r>
-    </w:p>
+        <w:t>The first step of this assignment was to locate a recent Deep CNN or Deep Autoencoder applied to computer vision and pattern recognition. Following the assignment rules, every stage — algorithm search, coding, debugging and report writing — was delegated to an AI assistant (in the same spirit as Trae), and I did not write any code myself. The search was not a single question but an iterative loop: I set a goal, the assistant returned candidates, I asked it to screen them, and finally I asked it to verify the choice and to warn me about pitfalls before committing. Each answer was checked for consistency, and the next prompt either requested more detail or asked the assistant to resolve a gap left by the previous one.</w:t>
+      </w:r>
+    </w:p>
+    <w:p/>
     <w:p>
       <w:pPr>
         <w:pStyle w:val="2"/>
@@ -2411,33 +2436,18 @@
     </w:p>
     <w:p>
       <w:r>
-        <w:t>I started with a precise, goal-oriented prompt that fixed the search target, the required recency and the intended application, so that the first answer was on-topic rather than generic.</w:t>
-      </w:r>
-    </w:p>
-    <w:p>
-      <w:pPr>
+        <w:t>I started by asking Trae to read AIassign1.pdf and requirements.txt, understand their contents, and produce an English planning .md file. This established the assignment constraints: find a recent Deep CNN or Deep Autoencoder algorithm applied to computer vision and pattern recognition; use an AI tool/agent for searching, programming, and even report writing; and submit a Turnitin-checked report. I then set a precise objective: identify a recent (2023–2026) deep autoencoder or deep CNN with a concrete computer-vision/pattern-recognition application, and for each candidate report the publication year, venue, a one-paragraph description, and its application.</w:t>
+      </w:r>
+    </w:p>
+    <w:p>
+      <w:r>
         <w:rPr>
-          <w:i/>
-        </w:rPr>
-      </w:pPr>
-      <w:r>
-        <w:rPr>
-          <w:i/>
-        </w:rPr>
-        <w:t>Prompt 1 (goal setting): “Find a recent (2023–2026) deep autoencoder OR deep CNN algorithm with a concrete application in computer vision and pattern recognition. For each candidate give the publication year and venue, a one-paragraph description, and its application.”</w:t>
-      </w:r>
-    </w:p>
-    <w:p>
-      <w:r>
-        <w:rPr>
-          <w:i/>
           <w:noProof/>
         </w:rPr>
-        <w:lastRenderedPageBreak/>
         <w:drawing>
-          <wp:inline distT="0" distB="0" distL="0" distR="0" wp14:anchorId="279D3CD8" wp14:editId="5633F8C5">
-            <wp:extent cx="5939790" cy="4886325"/>
-            <wp:effectExtent l="0" t="0" r="3810" b="9525"/>
+          <wp:inline distT="0" distB="0" distL="0" distR="0" wp14:anchorId="7412EEF1" wp14:editId="0D1B264F">
+            <wp:extent cx="4517409" cy="3717719"/>
+            <wp:effectExtent l="0" t="0" r="0" b="0"/>
             <wp:docPr id="3" name="图片 3"/>
             <wp:cNvGraphicFramePr>
               <a:graphicFrameLocks xmlns:a="http://schemas.openxmlformats.org/drawingml/2006/main" noChangeAspect="1"/>
@@ -2467,7 +2477,7 @@
                   <pic:spPr bwMode="auto">
                     <a:xfrm>
                       <a:off x="0" y="0"/>
-                      <a:ext cx="5939790" cy="4886325"/>
+                      <a:ext cx="4529018" cy="3727273"/>
                     </a:xfrm>
                     <a:prstGeom prst="rect">
                       <a:avLst/>
@@ -2490,62 +2500,156 @@
       </w:pPr>
       <w:bookmarkStart w:id="3" w:name="_Toc240704458"/>
       <w:r>
+        <w:lastRenderedPageBreak/>
         <w:t>1.2 Candidate recommendation</w:t>
       </w:r>
       <w:bookmarkEnd w:id="3"/>
     </w:p>
     <w:p>
       <w:r>
-        <w:t>Rather than accepting the first answer, I asked the assistant to advise on feasibility, because the experiment had to run on a modest CPU-only machine with a small dataset.</w:t>
-      </w:r>
-    </w:p>
-    <w:p>
-      <w:r>
+        <w:t xml:space="preserve">Trae conducted a focused web investigation and returned a shortlist of recent candidates: </w:t>
+      </w:r>
+      <w:proofErr w:type="spellStart"/>
+      <w:r>
+        <w:t>LiteVAE</w:t>
+      </w:r>
+      <w:proofErr w:type="spellEnd"/>
+      <w:r>
+        <w:t xml:space="preserve"> (</w:t>
+      </w:r>
+      <w:proofErr w:type="spellStart"/>
+      <w:r>
+        <w:t>NeurIPS</w:t>
+      </w:r>
+      <w:proofErr w:type="spellEnd"/>
+      <w:r>
+        <w:t xml:space="preserve"> 2024), </w:t>
+      </w:r>
+      <w:proofErr w:type="spellStart"/>
+      <w:r>
+        <w:t>ConvNeXt</w:t>
+      </w:r>
+      <w:proofErr w:type="spellEnd"/>
+      <w:r>
+        <w:t xml:space="preserve"> (ICCV 2022), </w:t>
+      </w:r>
+      <w:proofErr w:type="spellStart"/>
+      <w:r>
+        <w:t>RepNeXt</w:t>
+      </w:r>
+      <w:proofErr w:type="spellEnd"/>
+      <w:r>
+        <w:t xml:space="preserve"> (</w:t>
+      </w:r>
+      <w:proofErr w:type="spellStart"/>
+      <w:r>
+        <w:t>arXiv</w:t>
+      </w:r>
+      <w:proofErr w:type="spellEnd"/>
+      <w:r>
+        <w:t xml:space="preserve"> 2024), CRVAE (</w:t>
+      </w:r>
+      <w:proofErr w:type="spellStart"/>
+      <w:r>
+        <w:t>arXiv</w:t>
+      </w:r>
+      <w:proofErr w:type="spellEnd"/>
+      <w:r>
+        <w:t xml:space="preserve"> 2024), and EfficientNetV2. Because the experiment had to run on a modest CPU-only machine with a small dataset such as MNIST or Fashion-MNIST, I asked Trae to recommend a candidate that was both recent and realistically trainable. Trae ranked </w:t>
+      </w:r>
+      <w:proofErr w:type="spellStart"/>
+      <w:r>
+        <w:t>LiteVAE</w:t>
+      </w:r>
+      <w:proofErr w:type="spellEnd"/>
+      <w:r>
+        <w:t xml:space="preserve"> first: it is genuinely recent, explicitly designed to be lightweight, and naturally suited to an autoencoder-based pattern-recognition experiment. The other candidates were either older, heavier, or less directly aligned with an autoencoder study.</w:t>
+      </w:r>
+    </w:p>
+    <w:p/>
+    <w:p>
+      <w:pPr>
+        <w:pStyle w:val="2"/>
+      </w:pPr>
+      <w:bookmarkStart w:id="4" w:name="_Toc240704459"/>
+      <w:r>
+        <w:t>1.3 Screening the candidates</w:t>
+      </w:r>
+      <w:bookmarkEnd w:id="4"/>
+    </w:p>
+    <w:p>
+      <w:pPr>
         <w:rPr>
-          <w:i/>
+          <w:rFonts w:eastAsia="PMingLiU"/>
+          <w:lang w:eastAsia="zh-TW"/>
         </w:rPr>
-        <w:t xml:space="preserve">Prompt 2 (candidate recommendation): “Among the candidates you found, </w:t>
-      </w:r>
-      <w:r>
-        <w:rPr>
-          <w:i/>
-        </w:rPr>
-        <w:t>recommend one that I can realistically train on a CPU-only setup with a small dataset such as MNIST or Fashion-MNIST, and that is recent. For each serious candidate, give one line on why it fits or why it does not.”</w:t>
-      </w:r>
-    </w:p>
-    <w:p>
-      <w:r>
-        <w:t>The assistant produced a ranked shortlist — ConvNeXt (ICCV 2022), RepNeXt (2024), CRVAE (2024), EfficientNetV2, and LiteVAE (NeurIPS 2024) — and recommended LiteVAE: it is genuinely recent, explicitly designed to be lightweight, and a natural fit for an autoencoder-based pattern-recognition experiment. Before accepting, I still wanted evidence, so I moved to screening.</w:t>
-      </w:r>
-    </w:p>
-    <w:p/>
-    <w:p>
-      <w:pPr>
-        <w:pStyle w:val="2"/>
-      </w:pPr>
-      <w:bookmarkStart w:id="4" w:name="_Toc240704459"/>
-      <w:r>
-        <w:t>1.3 Screening the candidates</w:t>
-      </w:r>
-      <w:bookmarkEnd w:id="4"/>
-    </w:p>
-    <w:p>
-      <w:r>
-        <w:lastRenderedPageBreak/>
-        <w:t>I treated the recommendation as a hypothesis and screened the shortlist against fixed criteria — recency, model efficiency, a concrete computer-vision application, and trainability on a small dataset.</w:t>
-      </w:r>
-    </w:p>
-    <w:p>
-      <w:r>
-        <w:rPr>
-          <w:i/>
-        </w:rPr>
-        <w:t>Prompt 3 (screening): “Screen the shortlist against these criteria: recency, model efficiency, a concrete computer-vision/pattern-recognition application, and feasibility on a small CPU dataset. Summarize LiteVAE’s key technical idea and its main modules, list the metrics the authors report, and explain why it wins.”</w:t>
-      </w:r>
-    </w:p>
-    <w:p>
-      <w:r>
-        <w:t>The assistant described LiteVAE’s 2D Haar discrete wavelet transform (DWT) front-end and its lightweight encoder, its reported reconstruction parity with a standard VAE (rFID, LPIPS, PSNR, SSIM) at roughly one-sixth of the encoder parameters (6.75M vs 34.16M), and confirmed the fit for a small, low-resolution dataset. Based on this comparison, I chose LiteVAE.</w:t>
+      </w:pPr>
+      <w:r>
+        <w:t xml:space="preserve">I treated Trae’s recommendation as a hypothesis and asked it to screen the shortlist against fixed criteria: recency, model efficiency, a concrete computer-vision/pattern-recognition application, and feasibility on a small CPU dataset. Trae then read the actual </w:t>
+      </w:r>
+      <w:proofErr w:type="spellStart"/>
+      <w:r>
+        <w:t>LiteVAE</w:t>
+      </w:r>
+      <w:proofErr w:type="spellEnd"/>
+      <w:r>
+        <w:t xml:space="preserve"> paper (arXiv:2405.14477) and extracted its core mechanism: a 2D </w:t>
+      </w:r>
+      <w:proofErr w:type="spellStart"/>
+      <w:r>
+        <w:t>Haar</w:t>
+      </w:r>
+      <w:proofErr w:type="spellEnd"/>
+      <w:r>
+        <w:t xml:space="preserve"> discrete wavelet transform (DWT) front-end feeding lightweight feature-extraction/aggregation </w:t>
+      </w:r>
+      <w:proofErr w:type="spellStart"/>
+      <w:r>
+        <w:t>UNets</w:t>
+      </w:r>
+      <w:proofErr w:type="spellEnd"/>
+      <w:r>
+        <w:t xml:space="preserve">, a fully convolutional decoder, and a VAE training loss. It also noted that </w:t>
+      </w:r>
+      <w:proofErr w:type="spellStart"/>
+      <w:r>
+        <w:t>LiteVAE</w:t>
+      </w:r>
+      <w:proofErr w:type="spellEnd"/>
+      <w:r>
+        <w:t xml:space="preserve"> cuts encoder parameters by roughly 6× (6.75M vs 34.16M) while matching or beating standard VAEs on </w:t>
+      </w:r>
+      <w:proofErr w:type="spellStart"/>
+      <w:r>
+        <w:t>rFID</w:t>
+      </w:r>
+      <w:proofErr w:type="spellEnd"/>
+      <w:r>
+        <w:t xml:space="preserve">, LPIPS, PSNR, and SSIM. On this evidence, I confirmed </w:t>
+      </w:r>
+      <w:proofErr w:type="spellStart"/>
+      <w:r>
+        <w:t>LiteVAE</w:t>
+      </w:r>
+      <w:proofErr w:type="spellEnd"/>
+      <w:r>
+        <w:t xml:space="preserve">. Trae then updated Assignment1_Plan.md to lock in </w:t>
+      </w:r>
+      <w:proofErr w:type="spellStart"/>
+      <w:r>
+        <w:t>LiteVAE</w:t>
+      </w:r>
+      <w:proofErr w:type="spellEnd"/>
+      <w:r>
+        <w:t xml:space="preserve">, design a Fashion-MNIST reconstruction/denoising experiment with MSE/PSNR/SSIM metrics, select the </w:t>
+      </w:r>
+      <w:proofErr w:type="spellStart"/>
+      <w:r>
+        <w:t>LiteVAE</w:t>
+      </w:r>
+      <w:proofErr w:type="spellEnd"/>
+      <w:r>
+        <w:t>-S light variant for CPU use, and add risk mitigations.</w:t>
       </w:r>
     </w:p>
     <w:p>
@@ -2553,6 +2657,7 @@
         <w:rPr>
           <w:noProof/>
         </w:rPr>
+        <w:lastRenderedPageBreak/>
         <w:drawing>
           <wp:inline distT="0" distB="0" distL="0" distR="0" wp14:anchorId="22DB704A" wp14:editId="576F8EBD">
             <wp:extent cx="4550250" cy="3928567"/>
@@ -2615,36 +2720,61 @@
       <w:bookmarkEnd w:id="5"/>
     </w:p>
     <w:p>
-      <w:r>
-        <w:t>The last step before coding was to de-risk the plan. I explicitly asked the assistant to anticipate implementation traps, because letting the AI discover and fix a problem later is far slower than preventing it.</w:t>
-      </w:r>
-    </w:p>
-    <w:p>
-      <w:r>
-        <w:rPr>
-          <w:i/>
-        </w:rPr>
-        <w:t xml:space="preserve">Prompt 4 (verification / anti-pitfall): “Explain how to adapt LiteVAE to a 28×28 single-channel dataset, and </w:t>
-      </w:r>
-      <w:r>
-        <w:rPr>
-          <w:i/>
-        </w:rPr>
+      <w:pPr>
+        <w:jc w:val="left"/>
+      </w:pPr>
+      <w:r>
+        <w:t xml:space="preserve">The last step before coding was to de-risk the plan by having Trae review the training process plots and output results. I asked Trae: “Please review the training process plots and output results, explain how to adapt </w:t>
+      </w:r>
+      <w:proofErr w:type="spellStart"/>
+      <w:r>
+        <w:t>LiteVAE</w:t>
+      </w:r>
+      <w:proofErr w:type="spellEnd"/>
+      <w:r>
+        <w:t xml:space="preserve"> for a 28×28 single-channel dataset, and highlight potential pitfalls during training—such as any scenarios that might lead to latent variable collapse. Please include the English text in the document.” Trae explained that adapting </w:t>
+      </w:r>
+      <w:proofErr w:type="spellStart"/>
+      <w:r>
+        <w:t>LiteVAE</w:t>
+      </w:r>
+      <w:proofErr w:type="spellEnd"/>
+      <w:r>
+        <w:t xml:space="preserve"> to 28×28 single-channel data mainly requires changing the input and output channels from 3 to 1, applying the 2D </w:t>
+      </w:r>
+      <w:proofErr w:type="spellStart"/>
+      <w:r>
+        <w:t>Haar</w:t>
+      </w:r>
+      <w:proofErr w:type="spellEnd"/>
+      <w:r>
+        <w:t xml:space="preserve"> DWT front-end to the single grayscale channel, and keeping the encoder/decoder dimensions compatible with the resulting wavelet </w:t>
+      </w:r>
+      <w:proofErr w:type="spellStart"/>
+      <w:r>
+        <w:t>subbands</w:t>
+      </w:r>
+      <w:proofErr w:type="spellEnd"/>
+      <w:r>
+        <w:t xml:space="preserve">. It also recommended the lighter </w:t>
+      </w:r>
+      <w:proofErr w:type="spellStart"/>
+      <w:r>
+        <w:t>LiteVAE</w:t>
+      </w:r>
+      <w:proofErr w:type="spellEnd"/>
+      <w:r>
+        <w:t>-S variant, suitable normalization, and close monitoring of both reconstruction and KL terms. For pitfalls, Trae warned that latent variable collapse (posterior collapse) is the main risk: if the KL term dominates, the encoder may ignore the input and the decoder may learn to output only the data mean. Other traps include an overly large KL weight, a learning rate that is too high, insufficient KL warm-up/annealing, and unstable DWT boundary effects. This check proved very valuable: when the first training run indeed collapsed—the output stayed near the data mean and the error stopped decreasing—Trae traced the cause to a KL weight that was too large relative to the reconstruction loss and fixed it by lowering the weight to 1e–4, which restored learning immediately. Catching this in the verification stage is exactly why the development loop converged quickly.</w:t>
+      </w:r>
+    </w:p>
+    <w:p>
+      <w:pPr>
+        <w:jc w:val="left"/>
+      </w:pPr>
+      <w:r>
         <w:lastRenderedPageBreak/>
-        <w:t>warn me about likely traps in training it — for example anything that could make the latent collapse.”</w:t>
-      </w:r>
-    </w:p>
-    <w:p>
-      <w:r>
-        <w:t>This check proved very valuable: the assistant flagged the risk of posterior collapse and the need to scale the KL term carefully. When the first training run indeed collapsed (the output stayed near the data mean and the error stopped decreasing), the assistant traced the cause to a KL weight that was too large relative to the reconstruction loss and fixed it by lowering the weight to 1e–4, which restored learning immediately. Catching this in the verification stage is exactly why the development loop conv</w:t>
-      </w:r>
-      <w:r>
-        <w:t>erged quickly.</w:t>
-      </w:r>
-    </w:p>
-    <w:p>
-      <w:r>
-        <w:t>This prompt–response–refine loop is the core of the workflow. The four prompts above map to the four stages — goal setting, candidate recommendation, screening, and verification/anti-pitfall — and at every stage the assistant’s previous answer shaped the next question. The chosen application was image reconstruction and denoising of Fashion-MNIST.</w:t>
+        <w:br/>
+        <w:t>This prompt–response–refine loop is the core of the workflow. The four prompts above map to the four stages—goal setting, candidate recommendation, screening, and verification/anti-pitfall—and at every stage Trae’s previous answer shaped the next question. The chosen application was image reconstruction and denoising of Fashion-MNIST.</w:t>
       </w:r>
     </w:p>
     <w:p>
@@ -2728,35 +2858,90 @@
         <w:spacing w:line="276" w:lineRule="auto"/>
       </w:pPr>
       <w:r>
-        <w:t>A deep autoencoder (AE) learns two mappings: an encoder E(x) that compresses an input image into a latent code, and a decoder D that reconstructs the image from the code, such that D(E(x)) ≈ x. In a variational autoencoder (VAE) the encoder outputs a distribution over the latent space (mean μ and log-variance log σ²), and a sample z drawn from that distribution is decoded. The training objective combines a reconstruction loss L_recon and a KL-divergence regularizer L_reg that keeps the latent distribution c</w:t>
-      </w:r>
-      <w:r>
-        <w:t xml:space="preserve">lose </w:t>
+        <w:t xml:space="preserve">A deep autoencoder (AE) learns two mappings: an encoder E(x) that compresses an input image into a latent code, and a decoder D that reconstructs the image from the code, such that D(E(x)) ≈ x. In a variational autoencoder (VAE) the encoder outputs a distribution over the latent space (mean μ and log-variance log σ²), and a sample z drawn from that distribution is decoded. The training objective combines a reconstruction loss </w:t>
+      </w:r>
+      <w:proofErr w:type="spellStart"/>
+      <w:r>
+        <w:t>L_recon</w:t>
+      </w:r>
+      <w:proofErr w:type="spellEnd"/>
+      <w:r>
+        <w:t xml:space="preserve"> and a KL-divergence </w:t>
+      </w:r>
+      <w:proofErr w:type="spellStart"/>
+      <w:r>
+        <w:t>regularizer</w:t>
+      </w:r>
+      <w:proofErr w:type="spellEnd"/>
+      <w:r>
+        <w:t xml:space="preserve"> </w:t>
+      </w:r>
+      <w:proofErr w:type="spellStart"/>
+      <w:r>
+        <w:t>L_reg</w:t>
+      </w:r>
+      <w:proofErr w:type="spellEnd"/>
+      <w:r>
+        <w:t xml:space="preserve"> that keeps the latent distribution close to a standard Gaussian, and optionally an adversarial term </w:t>
+      </w:r>
+      <w:proofErr w:type="spellStart"/>
+      <w:r>
+        <w:t>L_adv</w:t>
+      </w:r>
+      <w:proofErr w:type="spellEnd"/>
+      <w:r>
+        <w:t xml:space="preserve"> for realism.</w:t>
+      </w:r>
+    </w:p>
+    <w:p>
+      <w:pPr>
+        <w:pStyle w:val="2"/>
+      </w:pPr>
+      <w:bookmarkStart w:id="8" w:name="_Toc240704463"/>
+      <w:r>
+        <w:t xml:space="preserve">2.2 </w:t>
+      </w:r>
+      <w:proofErr w:type="spellStart"/>
+      <w:r>
+        <w:t>LiteVAE</w:t>
+      </w:r>
+      <w:proofErr w:type="spellEnd"/>
+      <w:r>
+        <w:t>: the chosen algorithm</w:t>
+      </w:r>
+      <w:bookmarkEnd w:id="8"/>
+    </w:p>
+    <w:p>
+      <w:pPr>
+        <w:spacing w:line="276" w:lineRule="auto"/>
+      </w:pPr>
+      <w:proofErr w:type="spellStart"/>
+      <w:r>
+        <w:t>LiteVAE</w:t>
+      </w:r>
+      <w:proofErr w:type="spellEnd"/>
+      <w:r>
+        <w:t xml:space="preserve"> (Sadat et al., </w:t>
+      </w:r>
+      <w:proofErr w:type="spellStart"/>
+      <w:r>
+        <w:t>NeurIPS</w:t>
+      </w:r>
+      <w:proofErr w:type="spellEnd"/>
+      <w:r>
+        <w:t xml:space="preserve"> 2024) is a lightweight and efficient VAE proposed for the autoencoder stage of latent diffusion models. Its key novelty is to replace the heavy, purely convolutional encoder with a 2D </w:t>
+      </w:r>
+      <w:proofErr w:type="spellStart"/>
+      <w:r>
+        <w:t>Haar</w:t>
+      </w:r>
+      <w:proofErr w:type="spellEnd"/>
+      <w:r>
+        <w:t xml:space="preserve"> Discrete Wavelet Transform (DWT) front-end. Because the DWT already extracts a rich, compact, </w:t>
       </w:r>
       <w:r>
         <w:lastRenderedPageBreak/>
-        <w:t>to a standard Gaussian, and optionally an adversarial term L_adv for realism.</w:t>
-      </w:r>
-    </w:p>
-    <w:p>
-      <w:pPr>
-        <w:pStyle w:val="2"/>
-      </w:pPr>
-      <w:bookmarkStart w:id="8" w:name="_Toc240704463"/>
-      <w:r>
-        <w:t>2.2 LiteVAE: the chosen algorithm</w:t>
-      </w:r>
-      <w:bookmarkEnd w:id="8"/>
-    </w:p>
-    <w:p>
-      <w:pPr>
-        <w:spacing w:line="276" w:lineRule="auto"/>
-      </w:pPr>
-      <w:r>
-        <w:t xml:space="preserve">LiteVAE (Sadat et al., </w:t>
-      </w:r>
-      <w:r>
-        <w:t>NeurIPS 2024) is a lightweight and efficient VAE proposed for the autoencoder stage of latent diffusion models. Its key novelty is to replace the heavy, purely convolutional encoder with a 2D Haar Discrete Wavelet Transform (DWT) front-end. Because the DWT already extracts a rich, compact, image-like multi-frequency representation, the learned encoder can be far smaller.</w:t>
+        <w:t>image-like multi-frequency representation, the learned encoder can be far smaller.</w:t>
       </w:r>
     </w:p>
     <w:p>
@@ -2776,7 +2961,23 @@
         </w:numPr>
       </w:pPr>
       <w:r>
-        <w:t>Wavelet processing: the input is decomposed by a multi-level 2D Haar DWT into low- and high-frequency sub-bands (LL, LH, HL, HH) at each scale. In the original design three levels give an 8× downsampling; we use two levels (28→14→7) to keep integer sizes on Fashion-MNIST.</w:t>
+        <w:t xml:space="preserve">Wavelet processing: the input is decomposed by a multi-level 2D </w:t>
+      </w:r>
+      <w:proofErr w:type="spellStart"/>
+      <w:r>
+        <w:t>Haar</w:t>
+      </w:r>
+      <w:proofErr w:type="spellEnd"/>
+      <w:r>
+        <w:t xml:space="preserve"> DWT into low- and high-frequency sub-bands (LL, LH, HL, HH) at each scale. In the original design three levels give an 8× </w:t>
+      </w:r>
+      <w:proofErr w:type="spellStart"/>
+      <w:r>
+        <w:t>downsampling</w:t>
+      </w:r>
+      <w:proofErr w:type="spellEnd"/>
+      <w:r>
+        <w:t>; we use two levels (28→14→7) to keep integer sizes on Fashion-MNIST.</w:t>
       </w:r>
     </w:p>
     <w:p>
@@ -2788,7 +2989,15 @@
         </w:numPr>
       </w:pPr>
       <w:r>
-        <w:t>Feature extraction and aggregation: each sub-band is processed by a lightweight feature-extraction UNet (without spatial down/up-sampling), and the per-scale features are merged by an aggregation module to produce the latent code z.</w:t>
+        <w:t xml:space="preserve">Feature extraction and aggregation: each sub-band is processed by a lightweight feature-extraction </w:t>
+      </w:r>
+      <w:proofErr w:type="spellStart"/>
+      <w:r>
+        <w:t>UNet</w:t>
+      </w:r>
+      <w:proofErr w:type="spellEnd"/>
+      <w:r>
+        <w:t xml:space="preserve"> (without spatial down/up-sampling), and the per-scale features are merged by an aggregation module to produce the latent code z.</w:t>
       </w:r>
     </w:p>
     <w:p>
@@ -2808,7 +3017,23 @@
         <w:spacing w:line="276" w:lineRule="auto"/>
       </w:pPr>
       <w:r>
-        <w:t>The authors report that LiteVAE matches the reconstruction quality of a standard VAE (as measured by rFID, LPIPS, PSNR and SSIM) while using roughly one-sixth of the encoder parameters (6.75M vs 34.16M), giving faster training and lower memory use.</w:t>
+        <w:t xml:space="preserve">The authors report that </w:t>
+      </w:r>
+      <w:proofErr w:type="spellStart"/>
+      <w:r>
+        <w:t>LiteVAE</w:t>
+      </w:r>
+      <w:proofErr w:type="spellEnd"/>
+      <w:r>
+        <w:t xml:space="preserve"> matches the reconstruction quality of a standard VAE (as measured by </w:t>
+      </w:r>
+      <w:proofErr w:type="spellStart"/>
+      <w:r>
+        <w:t>rFID</w:t>
+      </w:r>
+      <w:proofErr w:type="spellEnd"/>
+      <w:r>
+        <w:t>, LPIPS, PSNR and SSIM) while using roughly one-sixth of the encoder parameters (6.75M vs 34.16M), giving faster training and lower memory use.</w:t>
       </w:r>
     </w:p>
     <w:p>
@@ -2825,8 +3050,21 @@
       <w:pPr>
         <w:spacing w:line="276" w:lineRule="auto"/>
       </w:pPr>
-      <w:r>
-        <w:t>LiteVAE is a Deep Autoencoder, is recent (2024, NeurIPS), and has a clear computer-vision / pattern-recognition application, namely faithful low-latency image reconstruction. Its efficiency makes it an ideal candidate for a CPU-only, small-dataset experiment.</w:t>
+      <w:proofErr w:type="spellStart"/>
+      <w:r>
+        <w:t>LiteVAE</w:t>
+      </w:r>
+      <w:proofErr w:type="spellEnd"/>
+      <w:r>
+        <w:t xml:space="preserve"> is a Deep Autoencoder, is recent (2024, </w:t>
+      </w:r>
+      <w:proofErr w:type="spellStart"/>
+      <w:r>
+        <w:t>NeurIPS</w:t>
+      </w:r>
+      <w:proofErr w:type="spellEnd"/>
+      <w:r>
+        <w:t>), and has a clear computer-vision / pattern-recognition application, namely faithful low-latency image reconstruction. Its efficiency makes it an ideal candidate for a CPU-only, small-dataset experiment.</w:t>
       </w:r>
     </w:p>
     <w:p>
@@ -2835,13 +3073,26 @@
       </w:pPr>
       <w:bookmarkStart w:id="10" w:name="_Toc240704465"/>
       <w:r>
-        <w:t>2.4 Adapting LiteVAE to a 28×28 single-channel dataset</w:t>
+        <w:t xml:space="preserve">2.4 Adapting </w:t>
+      </w:r>
+      <w:proofErr w:type="spellStart"/>
+      <w:r>
+        <w:t>LiteVAE</w:t>
+      </w:r>
+      <w:proofErr w:type="spellEnd"/>
+      <w:r>
+        <w:t xml:space="preserve"> to a 28×28 single-channel dataset</w:t>
       </w:r>
       <w:bookmarkEnd w:id="10"/>
     </w:p>
     <w:p>
-      <w:r>
-        <w:t>LiteVAE was designed for 256×256 RGB images, so it must be adapted before it can run on the 28×28 single-channel Fashion-MNIST data. The adjustments below were specified by the AI assistant and implemented in litevae_fmnist.py.</w:t>
+      <w:proofErr w:type="spellStart"/>
+      <w:r>
+        <w:t>LiteVAE</w:t>
+      </w:r>
+      <w:proofErr w:type="spellEnd"/>
+      <w:r>
+        <w:t xml:space="preserve"> was designed for 256×256 RGB images, so it must be adapted before it can run on the 28×28 single-channel Fashion-MNIST data. The adjustments below were specified by the AI assistant and implemented in litevae_fmnist.py.</w:t>
       </w:r>
     </w:p>
     <w:p>
@@ -2851,7 +3102,23 @@
     </w:p>
     <w:p>
       <w:r>
-        <w:t>•  Wavelet levels. We use two levels of 2D Haar DWT (28→14→7) instead of the original three levels, which assume an 8× downsampling on larger inputs. This keeps the spatial latent grid an integer 7×7 and avoids fractional-tensor-size errors.</w:t>
+        <w:t xml:space="preserve">•  Wavelet levels. We use two levels of 2D </w:t>
+      </w:r>
+      <w:proofErr w:type="spellStart"/>
+      <w:r>
+        <w:t>Haar</w:t>
+      </w:r>
+      <w:proofErr w:type="spellEnd"/>
+      <w:r>
+        <w:t xml:space="preserve"> DWT (28→14→7) instead of the original three levels, which assume an 8× </w:t>
+      </w:r>
+      <w:proofErr w:type="spellStart"/>
+      <w:r>
+        <w:t>downsampling</w:t>
+      </w:r>
+      <w:proofErr w:type="spellEnd"/>
+      <w:r>
+        <w:t xml:space="preserve"> on larger inputs. This keeps the spatial latent grid an integer 7×7 and avoids fractional-tensor-size errors.</w:t>
       </w:r>
     </w:p>
     <w:p>
@@ -2861,23 +3128,39 @@
     </w:p>
     <w:p>
       <w:r>
+        <w:t>•  Compact channels. Because the data are small, the feature-extraction blocks use narrow channel widths, keeping the encoder tiny and trainable on CPU.</w:t>
+      </w:r>
+    </w:p>
+    <w:p>
+      <w:r>
+        <w:t xml:space="preserve">•  Fully convolutional decoder. Transposed convolutions map the 7×7×C latent grid back to 28×28, with kernel and padding matching the wavelet </w:t>
+      </w:r>
+      <w:proofErr w:type="spellStart"/>
+      <w:r>
+        <w:t>downsampling</w:t>
+      </w:r>
+      <w:proofErr w:type="spellEnd"/>
+      <w:r>
+        <w:t xml:space="preserve"> so the output is exactly 28×28.</w:t>
+      </w:r>
+    </w:p>
+    <w:p>
+      <w:r>
         <w:lastRenderedPageBreak/>
-        <w:t>•  Compact channels. Because the data are small, the feature-extraction blocks use narrow channel widths, keeping the encoder tiny and trainable on CPU.</w:t>
-      </w:r>
-    </w:p>
-    <w:p>
-      <w:r>
-        <w:t>•  Fully convolutional decoder. Transposed convolutions map the 7×7×C latent grid back to 28×28, with kernel and padding matching the wavelet downsampling so the output is exactly 28×28.</w:t>
-      </w:r>
-    </w:p>
-    <w:p>
-      <w:r>
         <w:t>•  Output activation and data range. The decoder ends with a sigmoid because Fashion-MNIST pixels lie in [0,1]; inputs are normalized to that range, so PSNR uses a maximum pixel value of 1.0.</w:t>
       </w:r>
     </w:p>
     <w:p>
       <w:r>
-        <w:t>•  KL scaling. The KL term is weighted at 1e–4 (annealed), as in LiteVAE / Stable Diffusion, so reconstruction dominates and the small model still learns.</w:t>
+        <w:t xml:space="preserve">•  KL scaling. The KL term is weighted at 1e–4 (annealed), as in </w:t>
+      </w:r>
+      <w:proofErr w:type="spellStart"/>
+      <w:r>
+        <w:t>LiteVAE</w:t>
+      </w:r>
+      <w:proofErr w:type="spellEnd"/>
+      <w:r>
+        <w:t xml:space="preserve"> / Stable Diffusion, so reconstruction dominates and the small model still learns.</w:t>
       </w:r>
     </w:p>
     <w:p>
@@ -2916,8 +3199,29 @@
           <w:numId w:val="2"/>
         </w:numPr>
       </w:pPr>
-      <w:r>
-        <w:t>Haar DWT / inverse DWT implemented with pure tensor slicing in PyTorch (orthonormal Haar basis), so no extra wavelet library is needed.</w:t>
+      <w:proofErr w:type="spellStart"/>
+      <w:r>
+        <w:t>Haar</w:t>
+      </w:r>
+      <w:proofErr w:type="spellEnd"/>
+      <w:r>
+        <w:t xml:space="preserve"> DWT / inverse DWT implemented with pure tensor slicing in </w:t>
+      </w:r>
+      <w:proofErr w:type="spellStart"/>
+      <w:r>
+        <w:t>PyTorch</w:t>
+      </w:r>
+      <w:proofErr w:type="spellEnd"/>
+      <w:r>
+        <w:t xml:space="preserve"> (orthonormal </w:t>
+      </w:r>
+      <w:proofErr w:type="spellStart"/>
+      <w:r>
+        <w:t>Haar</w:t>
+      </w:r>
+      <w:proofErr w:type="spellEnd"/>
+      <w:r>
+        <w:t xml:space="preserve"> basis), so no extra wavelet library is needed.</w:t>
       </w:r>
     </w:p>
     <w:p>
@@ -2928,8 +3232,13 @@
           <w:numId w:val="2"/>
         </w:numPr>
       </w:pPr>
-      <w:r>
-        <w:t>DWTEncoder: a multi-level DWT front-end followed by per-band feature-extraction convolutions and a feature-aggregation block that outputs the VAE parameters (μ, log σ²) on a spatial latent grid.</w:t>
+      <w:proofErr w:type="spellStart"/>
+      <w:r>
+        <w:t>DWTEncoder</w:t>
+      </w:r>
+      <w:proofErr w:type="spellEnd"/>
+      <w:r>
+        <w:t>: a multi-level DWT front-end followed by per-band feature-extraction convolutions and a feature-aggregation block that outputs the VAE parameters (μ, log σ²) on a spatial latent grid.</w:t>
       </w:r>
     </w:p>
     <w:p>
@@ -2940,8 +3249,13 @@
           <w:numId w:val="2"/>
         </w:numPr>
       </w:pPr>
-      <w:r>
-        <w:t>ConvDecoder: a purely convolutional transposed network that maps the 7×7 latent grid back to 28×28 and applies a sigmoid.</w:t>
+      <w:proofErr w:type="spellStart"/>
+      <w:r>
+        <w:t>ConvDecoder</w:t>
+      </w:r>
+      <w:proofErr w:type="spellEnd"/>
+      <w:r>
+        <w:t>: a purely convolutional transposed network that maps the 7×7 latent grid back to 28×28 and applies a sigmoid.</w:t>
       </w:r>
     </w:p>
     <w:p>
@@ -2953,7 +3267,15 @@
         </w:numPr>
       </w:pPr>
       <w:r>
-        <w:t>Training loop: reparameterization sampling, scale annealing of a small KL weight, AdamW optimizer, and per-epoch validation.</w:t>
+        <w:t xml:space="preserve">Training loop: reparameterization sampling, scale annealing of a small KL weight, </w:t>
+      </w:r>
+      <w:proofErr w:type="spellStart"/>
+      <w:r>
+        <w:t>AdamW</w:t>
+      </w:r>
+      <w:proofErr w:type="spellEnd"/>
+      <w:r>
+        <w:t xml:space="preserve"> optimizer, and per-epoch validation.</w:t>
       </w:r>
     </w:p>
     <w:p>
@@ -2983,10 +3305,15 @@
         <w:spacing w:line="276" w:lineRule="auto"/>
       </w:pPr>
       <w:r>
-        <w:t>The first experiment collapsed: the reconstruction stayed fixed near the data mean and the test error stopped improving. The assistant diagnosed this as posterior collapse, caused by a KL weight that was too large relative to the reconstruction loss. It pointed out that in real latent-diffusion VAEs (LiteVAE / Stable Diffusion) the KL term is scaled very small so that reconstruction dominates. Setting the KL weight to 1e–4 restored learning immediately (validation MSE dropped from ≈0.10 to ≈0.01). This debu</w:t>
-      </w:r>
-      <w:r>
-        <w:t>g, diagnosis and fix were all performed by the AI tool, not by hand-written code.</w:t>
+        <w:t>The first experiment collapsed: the reconstruction stayed fixed near the data mean and the test error stopped improving. The assistant diagnosed this as posterior collapse, caused by a KL weight that was too large relative to the reconstruction loss. It pointed out that in real latent-diffusion VAEs (</w:t>
+      </w:r>
+      <w:proofErr w:type="spellStart"/>
+      <w:r>
+        <w:t>LiteVAE</w:t>
+      </w:r>
+      <w:proofErr w:type="spellEnd"/>
+      <w:r>
+        <w:t xml:space="preserve"> / Stable Diffusion) the KL term is scaled very small so that reconstruction dominates. Setting the KL weight to 1e–4 restored learning immediately (validation MSE dropped from ≈0.10 to ≈0.01). This debug, diagnosis and fix were all performed by the AI tool, not by hand-written code.</w:t>
       </w:r>
     </w:p>
     <w:p>
@@ -3001,19 +3328,16 @@
     </w:p>
     <w:p>
       <w:r>
-        <w:t xml:space="preserve">Several problems can silently break training. The AI assistant flagged these before coding, and we </w:t>
+        <w:t>Several problems can silently break training. The AI assistant flagged these before coding, and we deliberately designed around them.</w:t>
+      </w:r>
+    </w:p>
+    <w:p>
+      <w:r>
+        <w:t xml:space="preserve">Posterior / latent collapse (the key risk). If the KL term is too large, the encoder drives the posterior to the prior (mean → 0, variance → 1) for every input, so the latent z carries no information and the decoder merely outputs the dataset mean. Training appears to run but the reconstruction never improves — a </w:t>
       </w:r>
       <w:r>
         <w:lastRenderedPageBreak/>
-        <w:t>deliberately designed around them.</w:t>
-      </w:r>
-    </w:p>
-    <w:p>
-      <w:r>
-        <w:t xml:space="preserve">Posterior / latent collapse (the key risk). If the KL term is too </w:t>
-      </w:r>
-      <w:r>
-        <w:t>large, the encoder drives the posterior to the prior (mean → 0, variance → 1) for every input, so the latent z carries no information and the decoder merely outputs the dataset mean. Training appears to run but the reconstruction never improves — a classic symptom is losses that stall while PSNR stays flat. The fix is a small, annealed KL weight (we use 1e–4); monitoring the per-epoch KL and the effective latent usage catches it early.</w:t>
+        <w:t>classic symptom is losses that stall while PSNR stays flat. The fix is a small, annealed KL weight (we use 1e–4); monitoring the per-epoch KL and the effective latent usage catches it early.</w:t>
       </w:r>
     </w:p>
     <w:p>
@@ -3316,19 +3640,21 @@
             <w:vAlign w:val="center"/>
           </w:tcPr>
           <w:p>
+            <w:proofErr w:type="spellStart"/>
             <w:r>
               <w:rPr>
                 <w:sz w:val="20"/>
                 <w:szCs w:val="20"/>
               </w:rPr>
-              <w:t xml:space="preserve">LiteVAE (DWT </w:t>
+              <w:t>LiteVAE</w:t>
             </w:r>
+            <w:proofErr w:type="spellEnd"/>
             <w:r>
               <w:rPr>
                 <w:sz w:val="20"/>
                 <w:szCs w:val="20"/>
               </w:rPr>
-              <w:t>encoder + aggregation + conv decoder); latent channels = 16</w:t>
+              <w:t xml:space="preserve"> (DWT encoder + aggregation + conv decoder); latent channels = 16</w:t>
             </w:r>
           </w:p>
         </w:tc>
@@ -3384,12 +3710,21 @@
             <w:vAlign w:val="center"/>
           </w:tcPr>
           <w:p>
+            <w:proofErr w:type="spellStart"/>
             <w:r>
               <w:rPr>
                 <w:sz w:val="20"/>
                 <w:szCs w:val="20"/>
               </w:rPr>
-              <w:t>AdamW, learning rate 1e–3</w:t>
+              <w:t>AdamW</w:t>
+            </w:r>
+            <w:proofErr w:type="spellEnd"/>
+            <w:r>
+              <w:rPr>
+                <w:sz w:val="20"/>
+                <w:szCs w:val="20"/>
+              </w:rPr>
+              <w:t>, learning rate 1e–3</w:t>
             </w:r>
           </w:p>
         </w:tc>
@@ -3572,7 +3907,23 @@
                 <w:sz w:val="20"/>
                 <w:szCs w:val="20"/>
               </w:rPr>
-              <w:t>CPU (PyTorch 2.14, no GPU)</w:t>
+              <w:t>CPU (</w:t>
+            </w:r>
+            <w:proofErr w:type="spellStart"/>
+            <w:r>
+              <w:rPr>
+                <w:sz w:val="20"/>
+                <w:szCs w:val="20"/>
+              </w:rPr>
+              <w:t>PyTorch</w:t>
+            </w:r>
+            <w:proofErr w:type="spellEnd"/>
+            <w:r>
+              <w:rPr>
+                <w:sz w:val="20"/>
+                <w:szCs w:val="20"/>
+              </w:rPr>
+              <w:t xml:space="preserve"> 2.14, no GPU)</w:t>
             </w:r>
           </w:p>
         </w:tc>
@@ -3584,28 +3935,25 @@
       </w:pPr>
       <w:bookmarkStart w:id="17" w:name="_Toc240704472"/>
       <w:r>
+        <w:t>4.2 Metrics</w:t>
+      </w:r>
+      <w:bookmarkEnd w:id="17"/>
+    </w:p>
+    <w:p>
+      <w:pPr>
+        <w:spacing w:line="276" w:lineRule="auto"/>
+      </w:pPr>
+      <w:r>
+        <w:t>Three full-image metrics are measured on the test set: Mean Squared Error (MSE), Peak Signal-to-Noise Ratio (PSNR, dB) and Structural Similarity Index (SSIM).</w:t>
+      </w:r>
+    </w:p>
+    <w:p>
+      <w:pPr>
+        <w:pStyle w:val="2"/>
+      </w:pPr>
+      <w:bookmarkStart w:id="18" w:name="_Toc240704473"/>
+      <w:r>
         <w:lastRenderedPageBreak/>
-        <w:t>4.2 Metrics</w:t>
-      </w:r>
-      <w:bookmarkEnd w:id="17"/>
-    </w:p>
-    <w:p>
-      <w:pPr>
-        <w:spacing w:line="276" w:lineRule="auto"/>
-      </w:pPr>
-      <w:r>
-        <w:t xml:space="preserve">Three full-image </w:t>
-      </w:r>
-      <w:r>
-        <w:t>metrics are measured on the test set: Mean Squared Error (MSE), Peak Signal-to-Noise Ratio (PSNR, dB) and Structural Similarity Index (SSIM).</w:t>
-      </w:r>
-    </w:p>
-    <w:p>
-      <w:pPr>
-        <w:pStyle w:val="2"/>
-      </w:pPr>
-      <w:bookmarkStart w:id="18" w:name="_Toc240704473"/>
-      <w:r>
         <w:t>4.3 Results</w:t>
       </w:r>
       <w:bookmarkEnd w:id="18"/>
@@ -4055,7 +4403,29 @@
           <w:sz w:val="18"/>
           <w:szCs w:val="18"/>
         </w:rPr>
-        <w:t>Figure 1. Qualitative result on the test set: original (top), noisy input (middle), LiteVAE reconstruction (bottom).</w:t>
+        <w:t xml:space="preserve">Figure 1. Qualitative result on the test set: original (top), noisy input (middle), </w:t>
+      </w:r>
+      <w:proofErr w:type="spellStart"/>
+      <w:r>
+        <w:rPr>
+          <w:i/>
+          <w:iCs/>
+          <w:color w:val="555555"/>
+          <w:sz w:val="18"/>
+          <w:szCs w:val="18"/>
+        </w:rPr>
+        <w:t>LiteVAE</w:t>
+      </w:r>
+      <w:proofErr w:type="spellEnd"/>
+      <w:r>
+        <w:rPr>
+          <w:i/>
+          <w:iCs/>
+          <w:color w:val="555555"/>
+          <w:sz w:val="18"/>
+          <w:szCs w:val="18"/>
+        </w:rPr>
+        <w:t xml:space="preserve"> reconstruction (bottom).</w:t>
       </w:r>
     </w:p>
     <w:p>
@@ -4120,37 +4490,50 @@
           <w:sz w:val="18"/>
           <w:szCs w:val="18"/>
         </w:rPr>
+        <w:t>Figure 2. Training curves (reconstruction loss and KL divergence per epoch).</w:t>
+      </w:r>
+    </w:p>
+    <w:p>
+      <w:pPr>
+        <w:pStyle w:val="2"/>
+      </w:pPr>
+      <w:bookmarkStart w:id="19" w:name="_Toc240704474"/>
+      <w:r>
+        <w:t>4.4 Discussion</w:t>
+      </w:r>
+      <w:bookmarkEnd w:id="19"/>
+    </w:p>
+    <w:p>
+      <w:pPr>
+        <w:spacing w:line="276" w:lineRule="auto"/>
+      </w:pPr>
+      <w:r>
+        <w:t xml:space="preserve">The autoencoder reconstructs clean test images with PSNR ≈ 20 dB and SSIM ≈ 0.88, and denoises images </w:t>
+      </w:r>
+      <w:r>
         <w:lastRenderedPageBreak/>
-        <w:t>Figure 2. Training curves (reconstruction loss and KL divergence per epoch).</w:t>
-      </w:r>
-    </w:p>
-    <w:p>
-      <w:pPr>
-        <w:pStyle w:val="2"/>
-      </w:pPr>
-      <w:bookmarkStart w:id="19" w:name="_Toc240704474"/>
-      <w:r>
-        <w:t>4.4 Discussion</w:t>
-      </w:r>
-      <w:bookmarkEnd w:id="19"/>
-    </w:p>
-    <w:p>
-      <w:pPr>
-        <w:spacing w:line="276" w:lineRule="auto"/>
-      </w:pPr>
-      <w:r>
-        <w:t xml:space="preserve">The autoencoder </w:t>
-      </w:r>
-      <w:r>
-        <w:t>reconstructs clean test images with PSNR ≈ 20 dB and SSIM ≈ 0.88, and denoises images corrupted by strong Gaussian noise (σ = 0.2) to PSNR ≈ 19.5 dB and SSIM ≈ 0.86. As expected for a VAE, outputs are smooth: noise and fine texture are both filtered out, so high-frequency details (e.g. small text or patterns) are the first to be lost. The results confirm that a wavelet-front-loaded VAE can achieve good reconstruction quality with a very small encoder, matching the efficiency claims of LiteVAE.</w:t>
-      </w:r>
-    </w:p>
-    <w:p>
-      <w:r>
-        <w:t>Reviewing the training process. Figure 2 shows the reconstruction loss decreasing monotonically from 0.0237 to 0.0115 over 15 epochs (about 51%) and levelling off after roughly epoch 10 — the model converged without divergence or NaN. The KL divergence rose mildly from 75.4 to 82.0; with the very small KL weight (1e–4) this indicates the encoder spending capacity on reconstruction while still learning a meaningful latent prior, and it is not pathological, though it is monitored for collapse. On clean test i</w:t>
-      </w:r>
-      <w:r>
-        <w:t>mages the final PSNR reached 19.98 dB (SSIM 0.878), and denoising with Gaussian noise (σ=0.2) reached 19.46 dB (SSIM 0.864). There is no meaningful gap between training and test metrics, confirming the model generalizes without overfitting. The qualitative figure (Figure 1) shows class identity and global shape are preserved, with the expected VAE smoothing of fine texture and noise.</w:t>
+        <w:t xml:space="preserve">corrupted by strong Gaussian noise (σ = 0.2) to PSNR ≈ 19.5 dB and SSIM ≈ 0.86. As expected for a VAE, outputs are smooth: noise and fine texture are both filtered out, so high-frequency details (e.g. small text or patterns) are the first to be lost. The results confirm that a wavelet-front-loaded VAE can achieve good reconstruction quality with a very small encoder, matching the efficiency claims of </w:t>
+      </w:r>
+      <w:proofErr w:type="spellStart"/>
+      <w:r>
+        <w:t>LiteVAE</w:t>
+      </w:r>
+      <w:proofErr w:type="spellEnd"/>
+      <w:r>
+        <w:t>.</w:t>
+      </w:r>
+    </w:p>
+    <w:p>
+      <w:r>
+        <w:t xml:space="preserve">Reviewing the training process. Figure 2 shows the reconstruction loss decreasing monotonically from 0.0237 to 0.0115 over 15 epochs (about 51%) and levelling off after roughly epoch 10 — the model converged without divergence or </w:t>
+      </w:r>
+      <w:proofErr w:type="spellStart"/>
+      <w:r>
+        <w:t>NaN</w:t>
+      </w:r>
+      <w:proofErr w:type="spellEnd"/>
+      <w:r>
+        <w:t>. The KL divergence rose mildly from 75.4 to 82.0; with the very small KL weight (1e–4) this indicates the encoder spending capacity on reconstruction while still learning a meaningful latent prior, and it is not pathological, though it is monitored for collapse. On clean test images the final PSNR reached 19.98 dB (SSIM 0.878), and denoising with Gaussian noise (σ=0.2) reached 19.46 dB (SSIM 0.864). There is no meaningful gap between training and test metrics, confirming the model generalizes without overfitting. The qualitative figure (Figure 1) shows class identity and global shape are preserved, with the expected VAE smoothing of fine texture and noise.</w:t>
       </w:r>
     </w:p>
     <w:p>
@@ -4184,7 +4567,15 @@
         </w:numPr>
       </w:pPr>
       <w:r>
-        <w:t>Technical understanding: I now understand the DWT-based encoder idea of LiteVAE, why a wavelet front-end reduces parameter count, and how VAE losses (reconstruction + KL) shape the latent space.</w:t>
+        <w:t xml:space="preserve">Technical understanding: I now understand the DWT-based encoder idea of </w:t>
+      </w:r>
+      <w:proofErr w:type="spellStart"/>
+      <w:r>
+        <w:t>LiteVAE</w:t>
+      </w:r>
+      <w:proofErr w:type="spellEnd"/>
+      <w:r>
+        <w:t>, why a wavelet front-end reduces parameter count, and how VAE losses (reconstruction + KL) shape the latent space.</w:t>
       </w:r>
     </w:p>
     <w:p>
@@ -4251,33 +4642,57 @@
         <w:spacing w:before="60"/>
       </w:pPr>
       <w:r>
+        <w:t xml:space="preserve">Webpage displaying the source codes (GitHub Pages, in English): </w:t>
+      </w:r>
+      <w:hyperlink r:id="rId13" w:history="1">
+        <w:r>
+          <w:t>https://umjohn123.github.io/litevae-fmnist/</w:t>
+        </w:r>
+      </w:hyperlink>
+    </w:p>
+    <w:p>
+      <w:pPr>
+        <w:pStyle w:val="1"/>
+      </w:pPr>
+      <w:bookmarkStart w:id="22" w:name="_Toc240704477"/>
+      <w:r>
         <w:lastRenderedPageBreak/>
-        <w:t xml:space="preserve">Webpage displaying the source codes (GitHub Pages, in English): </w:t>
-      </w:r>
-      <w:hyperlink r:id="rId13" w:history="1">
-        <w:r>
-          <w:t>https://umjohn123.github.io/litevae-fmnist/</w:t>
-        </w:r>
-      </w:hyperlink>
-    </w:p>
-    <w:p>
-      <w:pPr>
-        <w:pStyle w:val="1"/>
-      </w:pPr>
-      <w:bookmarkStart w:id="22" w:name="_Toc240704477"/>
-      <w:r>
         <w:t>7. Conclusion</w:t>
       </w:r>
       <w:bookmarkEnd w:id="22"/>
     </w:p>
     <w:p>
       <w:r>
-        <w:t>This assignment used an AI assistant to find, understand, implement and evaluate a recent deep autoencoder — LiteVAE (NeurIPS 2024) — applied to image reconstruction and denoising on Fashion-MNIST. The entire pipeline, from algorithm search to coding, debugging and report writing, was performed by AI, and no code was written by hand.</w:t>
-      </w:r>
-    </w:p>
-    <w:p>
-      <w:r>
-        <w:t>The results confirm the efficiency claim of the paper: a wavelet-front-loaded VAE with a very small encoder (a two-level 2D Haar DWT front-end) reconstructs clean test images with PSNR ≈ 20 dB and SSIM ≈ 0.88, and denoises strong Gaussian noise (σ = 0.2) to PSNR ≈ 19.5 dB and SSIM ≈ 0.86. Training converged within 15 epochs on CPU without overfitting, matching the goal of a lightweight, low-resource model.</w:t>
+        <w:t xml:space="preserve">This assignment used an AI assistant to find, understand, implement and evaluate a recent deep autoencoder — </w:t>
+      </w:r>
+      <w:proofErr w:type="spellStart"/>
+      <w:r>
+        <w:t>LiteVAE</w:t>
+      </w:r>
+      <w:proofErr w:type="spellEnd"/>
+      <w:r>
+        <w:t xml:space="preserve"> (</w:t>
+      </w:r>
+      <w:proofErr w:type="spellStart"/>
+      <w:r>
+        <w:t>NeurIPS</w:t>
+      </w:r>
+      <w:proofErr w:type="spellEnd"/>
+      <w:r>
+        <w:t xml:space="preserve"> 2024) — applied to image reconstruction and denoising on Fashion-MNIST. The entire pipeline, from algorithm search to coding, debugging and report writing, was performed by AI, and no code was written by hand.</w:t>
+      </w:r>
+    </w:p>
+    <w:p>
+      <w:r>
+        <w:t xml:space="preserve">The results confirm the efficiency claim of the paper: a wavelet-front-loaded VAE with a very small encoder (a two-level 2D </w:t>
+      </w:r>
+      <w:proofErr w:type="spellStart"/>
+      <w:r>
+        <w:t>Haar</w:t>
+      </w:r>
+      <w:proofErr w:type="spellEnd"/>
+      <w:r>
+        <w:t xml:space="preserve"> DWT front-end) reconstructs clean test images with PSNR ≈ 20 dB and SSIM ≈ 0.88, and denoises strong Gaussian noise (σ = 0.2) to PSNR ≈ 19.5 dB and SSIM ≈ 0.86. Training converged within 15 epochs on CPU without overfitting, matching the goal of a lightweight, low-resource model.</w:t>
       </w:r>
     </w:p>
     <w:p>
@@ -4309,7 +4724,39 @@
         </w:numPr>
       </w:pPr>
       <w:r>
-        <w:t>S. Sadat, J. Buhmann, D. Bradley, O. Hilliges, R. M. Weber, "LiteVAE: Lightweight and Efficient Variational Autoencoders for Latent Diffusion Models," 38th Conference on Neural Information Processing Systems (NeurIPS 2024). arXiv:2405.14477.</w:t>
+        <w:t xml:space="preserve">S. Sadat, J. </w:t>
+      </w:r>
+      <w:proofErr w:type="spellStart"/>
+      <w:r>
+        <w:t>Buhmann</w:t>
+      </w:r>
+      <w:proofErr w:type="spellEnd"/>
+      <w:r>
+        <w:t xml:space="preserve">, D. Bradley, O. </w:t>
+      </w:r>
+      <w:proofErr w:type="spellStart"/>
+      <w:r>
+        <w:t>Hilliges</w:t>
+      </w:r>
+      <w:proofErr w:type="spellEnd"/>
+      <w:r>
+        <w:t>, R. M. Weber, "</w:t>
+      </w:r>
+      <w:proofErr w:type="spellStart"/>
+      <w:r>
+        <w:t>LiteVAE</w:t>
+      </w:r>
+      <w:proofErr w:type="spellEnd"/>
+      <w:r>
+        <w:t>: Lightweight and Efficient Variational Autoencoders for Latent Diffusion Models," 38th Conference on Neural Information Processing Systems (</w:t>
+      </w:r>
+      <w:proofErr w:type="spellStart"/>
+      <w:r>
+        <w:t>NeurIPS</w:t>
+      </w:r>
+      <w:proofErr w:type="spellEnd"/>
+      <w:r>
+        <w:t xml:space="preserve"> 2024). arXiv:2405.14477.</w:t>
       </w:r>
     </w:p>
     <w:sectPr>
@@ -5207,7 +5654,6 @@
   <w:style w:type="character" w:default="1" w:styleId="a0">
     <w:name w:val="Default Paragraph Font"/>
     <w:uiPriority w:val="1"/>
-    <w:semiHidden/>
     <w:unhideWhenUsed/>
   </w:style>
   <w:style w:type="table" w:default="1" w:styleId="a1">
